--- a/Report/На Печать Для Аттестации Пингвинят.docx
+++ b/Report/На Печать Для Аттестации Пингвинят.docx
@@ -2349,7 +2349,15 @@
                 <w:szCs w:val="28"/>
               </w:rPr>
               <w:tab/>
-              <w:t>4</w:t>
+            </w:r>
+            <w:r>
+              <w:rPr>
+                <w:rFonts w:ascii="Times New Roman" w:eastAsia="Times New Roman" w:hAnsi="Times New Roman" w:cs="Times New Roman"/>
+                <w:color w:val="000000"/>
+                <w:sz w:val="28"/>
+                <w:szCs w:val="28"/>
+              </w:rPr>
+              <w:t>5</w:t>
             </w:r>
           </w:p>
           <w:p>
@@ -2396,7 +2404,15 @@
                 <w:szCs w:val="28"/>
               </w:rPr>
               <w:tab/>
-              <w:t>4</w:t>
+            </w:r>
+            <w:r>
+              <w:rPr>
+                <w:rFonts w:ascii="Times New Roman" w:eastAsia="Times New Roman" w:hAnsi="Times New Roman" w:cs="Times New Roman"/>
+                <w:color w:val="000000"/>
+                <w:sz w:val="28"/>
+                <w:szCs w:val="28"/>
+              </w:rPr>
+              <w:t>5</w:t>
             </w:r>
           </w:p>
           <w:p>
@@ -2443,7 +2459,15 @@
                 <w:szCs w:val="28"/>
               </w:rPr>
               <w:tab/>
-              <w:t>4</w:t>
+            </w:r>
+            <w:r>
+              <w:rPr>
+                <w:rFonts w:ascii="Times New Roman" w:eastAsia="Times New Roman" w:hAnsi="Times New Roman" w:cs="Times New Roman"/>
+                <w:color w:val="000000"/>
+                <w:sz w:val="28"/>
+                <w:szCs w:val="28"/>
+              </w:rPr>
+              <w:t>7</w:t>
             </w:r>
           </w:p>
           <w:p>
@@ -2490,7 +2514,15 @@
                 <w:szCs w:val="28"/>
               </w:rPr>
               <w:tab/>
-              <w:t>5</w:t>
+            </w:r>
+            <w:r>
+              <w:rPr>
+                <w:rFonts w:ascii="Times New Roman" w:eastAsia="Times New Roman" w:hAnsi="Times New Roman" w:cs="Times New Roman"/>
+                <w:color w:val="000000"/>
+                <w:sz w:val="28"/>
+                <w:szCs w:val="28"/>
+              </w:rPr>
+              <w:t>8</w:t>
             </w:r>
           </w:p>
           <w:p>
@@ -2536,7 +2568,7 @@
                 <w:sz w:val="28"/>
                 <w:szCs w:val="28"/>
               </w:rPr>
-              <w:t>8</w:t>
+              <w:t>9</w:t>
             </w:r>
           </w:p>
           <w:p>
@@ -2554,19 +2586,29 @@
               <w:spacing w:after="0" w:line="240" w:lineRule="auto"/>
               <w:jc w:val="both"/>
               <w:rPr>
-                <w:color w:val="000000"/>
-                <w:sz w:val="28"/>
-                <w:szCs w:val="28"/>
-              </w:rPr>
-            </w:pPr>
-            <w:r>
-              <w:rPr>
-                <w:rFonts w:ascii="Times New Roman" w:eastAsia="Times New Roman" w:hAnsi="Times New Roman" w:cs="Times New Roman"/>
-                <w:color w:val="000000"/>
-                <w:sz w:val="28"/>
-                <w:szCs w:val="28"/>
-              </w:rPr>
-              <w:t>2.1 Описание средств разработки</w:t>
+                <w:rFonts w:ascii="Times New Roman" w:eastAsia="Times New Roman" w:hAnsi="Times New Roman" w:cs="Times New Roman"/>
+                <w:color w:val="000000"/>
+                <w:sz w:val="28"/>
+                <w:szCs w:val="28"/>
+              </w:rPr>
+            </w:pPr>
+            <w:r>
+              <w:rPr>
+                <w:rFonts w:ascii="Times New Roman" w:eastAsia="Times New Roman" w:hAnsi="Times New Roman" w:cs="Times New Roman"/>
+                <w:color w:val="000000"/>
+                <w:sz w:val="28"/>
+                <w:szCs w:val="28"/>
+              </w:rPr>
+              <w:t xml:space="preserve">2.1 </w:t>
+            </w:r>
+            <w:r>
+              <w:rPr>
+                <w:rFonts w:ascii="Times New Roman" w:eastAsia="Times New Roman" w:hAnsi="Times New Roman" w:cs="Times New Roman"/>
+                <w:color w:val="000000"/>
+                <w:sz w:val="28"/>
+                <w:szCs w:val="28"/>
+              </w:rPr>
+              <w:t>Серверная часть</w:t>
             </w:r>
             <w:r>
               <w:rPr>
@@ -2576,7 +2618,210 @@
                 <w:szCs w:val="28"/>
               </w:rPr>
               <w:tab/>
-              <w:t>8</w:t>
+            </w:r>
+            <w:r>
+              <w:rPr>
+                <w:rFonts w:ascii="Times New Roman" w:eastAsia="Times New Roman" w:hAnsi="Times New Roman" w:cs="Times New Roman"/>
+                <w:color w:val="000000"/>
+                <w:sz w:val="28"/>
+                <w:szCs w:val="28"/>
+              </w:rPr>
+              <w:t>9</w:t>
+            </w:r>
+          </w:p>
+          <w:p>
+            <w:pPr>
+              <w:pBdr>
+                <w:top w:val="nil"/>
+                <w:left w:val="nil"/>
+                <w:bottom w:val="nil"/>
+                <w:right w:val="nil"/>
+                <w:between w:val="nil"/>
+              </w:pBdr>
+              <w:tabs>
+                <w:tab w:val="right" w:pos="9781"/>
+              </w:tabs>
+              <w:spacing w:after="0" w:line="240" w:lineRule="auto"/>
+              <w:jc w:val="both"/>
+              <w:rPr>
+                <w:rFonts w:ascii="Times New Roman" w:eastAsia="Times New Roman" w:hAnsi="Times New Roman" w:cs="Times New Roman"/>
+                <w:color w:val="000000"/>
+                <w:sz w:val="28"/>
+                <w:szCs w:val="28"/>
+              </w:rPr>
+            </w:pPr>
+            <w:r>
+              <w:rPr>
+                <w:rFonts w:ascii="Times New Roman" w:eastAsia="Times New Roman" w:hAnsi="Times New Roman" w:cs="Times New Roman"/>
+                <w:color w:val="000000"/>
+                <w:sz w:val="28"/>
+                <w:szCs w:val="28"/>
+              </w:rPr>
+              <w:t>2.2 База данных</w:t>
+            </w:r>
+            <w:r>
+              <w:rPr>
+                <w:rFonts w:ascii="Times New Roman" w:eastAsia="Times New Roman" w:hAnsi="Times New Roman" w:cs="Times New Roman"/>
+                <w:color w:val="000000"/>
+                <w:sz w:val="28"/>
+                <w:szCs w:val="28"/>
+              </w:rPr>
+              <w:tab/>
+            </w:r>
+            <w:r>
+              <w:rPr>
+                <w:rFonts w:ascii="Times New Roman" w:eastAsia="Times New Roman" w:hAnsi="Times New Roman" w:cs="Times New Roman"/>
+                <w:color w:val="000000"/>
+                <w:sz w:val="28"/>
+                <w:szCs w:val="28"/>
+              </w:rPr>
+              <w:t>9</w:t>
+            </w:r>
+          </w:p>
+          <w:p>
+            <w:pPr>
+              <w:pBdr>
+                <w:top w:val="nil"/>
+                <w:left w:val="nil"/>
+                <w:bottom w:val="nil"/>
+                <w:right w:val="nil"/>
+                <w:between w:val="nil"/>
+              </w:pBdr>
+              <w:tabs>
+                <w:tab w:val="right" w:pos="9781"/>
+              </w:tabs>
+              <w:spacing w:after="0" w:line="240" w:lineRule="auto"/>
+              <w:jc w:val="both"/>
+              <w:rPr>
+                <w:rFonts w:ascii="Times New Roman" w:eastAsia="Times New Roman" w:hAnsi="Times New Roman" w:cs="Times New Roman"/>
+                <w:color w:val="000000"/>
+                <w:sz w:val="28"/>
+                <w:szCs w:val="28"/>
+              </w:rPr>
+            </w:pPr>
+            <w:r>
+              <w:rPr>
+                <w:rFonts w:ascii="Times New Roman" w:eastAsia="Times New Roman" w:hAnsi="Times New Roman" w:cs="Times New Roman"/>
+                <w:color w:val="000000"/>
+                <w:sz w:val="28"/>
+                <w:szCs w:val="28"/>
+              </w:rPr>
+              <w:t>2.3 Клиентская часть</w:t>
+            </w:r>
+            <w:r>
+              <w:rPr>
+                <w:rFonts w:ascii="Times New Roman" w:eastAsia="Times New Roman" w:hAnsi="Times New Roman" w:cs="Times New Roman"/>
+                <w:color w:val="000000"/>
+                <w:sz w:val="28"/>
+                <w:szCs w:val="28"/>
+              </w:rPr>
+              <w:tab/>
+            </w:r>
+            <w:r>
+              <w:rPr>
+                <w:rFonts w:ascii="Times New Roman" w:eastAsia="Times New Roman" w:hAnsi="Times New Roman" w:cs="Times New Roman"/>
+                <w:color w:val="000000"/>
+                <w:sz w:val="28"/>
+                <w:szCs w:val="28"/>
+              </w:rPr>
+              <w:t>9</w:t>
+            </w:r>
+          </w:p>
+          <w:p>
+            <w:pPr>
+              <w:pBdr>
+                <w:top w:val="nil"/>
+                <w:left w:val="nil"/>
+                <w:bottom w:val="nil"/>
+                <w:right w:val="nil"/>
+                <w:between w:val="nil"/>
+              </w:pBdr>
+              <w:tabs>
+                <w:tab w:val="right" w:pos="9781"/>
+              </w:tabs>
+              <w:spacing w:after="0" w:line="240" w:lineRule="auto"/>
+              <w:jc w:val="both"/>
+              <w:rPr>
+                <w:rFonts w:ascii="Times New Roman" w:eastAsia="Times New Roman" w:hAnsi="Times New Roman" w:cs="Times New Roman"/>
+                <w:color w:val="000000"/>
+                <w:sz w:val="28"/>
+                <w:szCs w:val="28"/>
+              </w:rPr>
+            </w:pPr>
+            <w:r>
+              <w:rPr>
+                <w:rFonts w:ascii="Times New Roman" w:eastAsia="Times New Roman" w:hAnsi="Times New Roman" w:cs="Times New Roman"/>
+                <w:color w:val="000000"/>
+                <w:sz w:val="28"/>
+                <w:szCs w:val="28"/>
+              </w:rPr>
+              <w:t>2.4 Инструменты проектирования и разработки</w:t>
+            </w:r>
+            <w:r>
+              <w:rPr>
+                <w:rFonts w:ascii="Times New Roman" w:eastAsia="Times New Roman" w:hAnsi="Times New Roman" w:cs="Times New Roman"/>
+                <w:color w:val="000000"/>
+                <w:sz w:val="28"/>
+                <w:szCs w:val="28"/>
+              </w:rPr>
+              <w:tab/>
+            </w:r>
+            <w:r>
+              <w:rPr>
+                <w:rFonts w:ascii="Times New Roman" w:eastAsia="Times New Roman" w:hAnsi="Times New Roman" w:cs="Times New Roman"/>
+                <w:color w:val="000000"/>
+                <w:sz w:val="28"/>
+                <w:szCs w:val="28"/>
+              </w:rPr>
+              <w:t>10</w:t>
+            </w:r>
+          </w:p>
+          <w:p>
+            <w:pPr>
+              <w:pBdr>
+                <w:top w:val="nil"/>
+                <w:left w:val="nil"/>
+                <w:bottom w:val="nil"/>
+                <w:right w:val="nil"/>
+                <w:between w:val="nil"/>
+              </w:pBdr>
+              <w:tabs>
+                <w:tab w:val="right" w:pos="9781"/>
+              </w:tabs>
+              <w:spacing w:after="0" w:line="240" w:lineRule="auto"/>
+              <w:jc w:val="both"/>
+              <w:rPr>
+                <w:color w:val="000000"/>
+                <w:sz w:val="28"/>
+                <w:szCs w:val="28"/>
+              </w:rPr>
+            </w:pPr>
+            <w:r>
+              <w:rPr>
+                <w:rFonts w:ascii="Times New Roman" w:eastAsia="Times New Roman" w:hAnsi="Times New Roman" w:cs="Times New Roman"/>
+                <w:color w:val="000000"/>
+                <w:sz w:val="28"/>
+                <w:szCs w:val="28"/>
+              </w:rPr>
+              <w:t>2.5 Дополнительные библиотеки и зависимости</w:t>
+            </w:r>
+            <w:r>
+              <w:rPr>
+                <w:rFonts w:ascii="Times New Roman" w:eastAsia="Times New Roman" w:hAnsi="Times New Roman" w:cs="Times New Roman"/>
+                <w:color w:val="000000"/>
+                <w:sz w:val="28"/>
+                <w:szCs w:val="28"/>
+              </w:rPr>
+              <w:tab/>
+            </w:r>
+            <w:r>
+              <w:rPr>
+                <w:rFonts w:ascii="Times New Roman" w:eastAsia="Times New Roman" w:hAnsi="Times New Roman" w:cs="Times New Roman"/>
+                <w:color w:val="000000"/>
+                <w:sz w:val="28"/>
+                <w:szCs w:val="28"/>
+              </w:rPr>
+              <w:t>10</w:t>
             </w:r>
           </w:p>
           <w:p>
@@ -2622,7 +2867,16 @@
                 <w:sz w:val="28"/>
                 <w:szCs w:val="28"/>
               </w:rPr>
-              <w:t>11</w:t>
+              <w:t>1</w:t>
+            </w:r>
+            <w:r>
+              <w:rPr>
+                <w:rFonts w:ascii="Times New Roman" w:eastAsia="Times New Roman" w:hAnsi="Times New Roman" w:cs="Times New Roman"/>
+                <w:color w:val="000000"/>
+                <w:sz w:val="28"/>
+                <w:szCs w:val="28"/>
+              </w:rPr>
+              <w:t>2</w:t>
             </w:r>
           </w:p>
           <w:p>
@@ -2669,7 +2923,16 @@
                 <w:szCs w:val="28"/>
               </w:rPr>
               <w:tab/>
-              <w:t>11</w:t>
+              <w:t>1</w:t>
+            </w:r>
+            <w:r>
+              <w:rPr>
+                <w:rFonts w:ascii="Times New Roman" w:eastAsia="Times New Roman" w:hAnsi="Times New Roman" w:cs="Times New Roman"/>
+                <w:color w:val="000000"/>
+                <w:sz w:val="28"/>
+                <w:szCs w:val="28"/>
+              </w:rPr>
+              <w:t>2</w:t>
             </w:r>
           </w:p>
           <w:p>
@@ -2708,7 +2971,16 @@
                 <w:szCs w:val="28"/>
               </w:rPr>
               <w:tab/>
-              <w:t>11</w:t>
+              <w:t>1</w:t>
+            </w:r>
+            <w:r>
+              <w:rPr>
+                <w:rFonts w:ascii="Times New Roman" w:eastAsia="Times New Roman" w:hAnsi="Times New Roman" w:cs="Times New Roman"/>
+                <w:color w:val="000000"/>
+                <w:sz w:val="28"/>
+                <w:szCs w:val="28"/>
+              </w:rPr>
+              <w:t>2</w:t>
             </w:r>
           </w:p>
           <w:p>
@@ -2746,7 +3018,15 @@
                 <w:szCs w:val="28"/>
               </w:rPr>
               <w:tab/>
-              <w:t>45</w:t>
+            </w:r>
+            <w:r>
+              <w:rPr>
+                <w:rFonts w:ascii="Times New Roman" w:eastAsia="Times New Roman" w:hAnsi="Times New Roman" w:cs="Times New Roman"/>
+                <w:color w:val="000000"/>
+                <w:sz w:val="28"/>
+                <w:szCs w:val="28"/>
+              </w:rPr>
+              <w:t>17</w:t>
             </w:r>
           </w:p>
           <w:p>
@@ -2786,7 +3066,14 @@
                 <w:szCs w:val="28"/>
               </w:rPr>
               <w:tab/>
-              <w:t>51</w:t>
+            </w:r>
+            <w:r>
+              <w:rPr>
+                <w:rFonts w:ascii="Times New Roman" w:eastAsia="Times New Roman" w:hAnsi="Times New Roman" w:cs="Times New Roman"/>
+                <w:sz w:val="28"/>
+                <w:szCs w:val="28"/>
+              </w:rPr>
+              <w:t>26</w:t>
             </w:r>
           </w:p>
           <w:p>
@@ -2823,6 +3110,14 @@
                 <w:szCs w:val="28"/>
               </w:rPr>
               <w:tab/>
+            </w:r>
+            <w:r>
+              <w:rPr>
+                <w:rFonts w:ascii="Times New Roman" w:eastAsia="Times New Roman" w:hAnsi="Times New Roman" w:cs="Times New Roman"/>
+                <w:color w:val="FF0000"/>
+                <w:sz w:val="28"/>
+                <w:szCs w:val="28"/>
+              </w:rPr>
               <w:t>52</w:t>
             </w:r>
           </w:p>

--- a/Report/На Печать Для Аттестации Пингвинят.docx
+++ b/Report/На Печать Для Аттестации Пингвинят.docx
@@ -2124,6 +2124,7 @@
               <w:spacing w:after="0" w:line="240" w:lineRule="auto"/>
               <w:jc w:val="center"/>
               <w:rPr>
+                <w:rFonts w:ascii="Times New Roman" w:hAnsi="Times New Roman" w:cs="Times New Roman"/>
                 <w:color w:val="000000"/>
                 <w:sz w:val="28"/>
                 <w:szCs w:val="28"/>
@@ -2151,6 +2152,7 @@
               <w:spacing w:after="0" w:line="240" w:lineRule="auto"/>
               <w:jc w:val="center"/>
               <w:rPr>
+                <w:rFonts w:ascii="Times New Roman" w:hAnsi="Times New Roman" w:cs="Times New Roman"/>
                 <w:color w:val="000000"/>
                 <w:sz w:val="28"/>
                 <w:szCs w:val="28"/>
@@ -2169,6 +2171,7 @@
               <w:spacing w:after="0" w:line="240" w:lineRule="auto"/>
               <w:jc w:val="center"/>
               <w:rPr>
+                <w:rFonts w:ascii="Times New Roman" w:hAnsi="Times New Roman" w:cs="Times New Roman"/>
                 <w:color w:val="000000"/>
                 <w:sz w:val="28"/>
                 <w:szCs w:val="28"/>
@@ -2190,6 +2193,7 @@
               <w:spacing w:after="0" w:line="240" w:lineRule="auto"/>
               <w:jc w:val="both"/>
               <w:rPr>
+                <w:rFonts w:ascii="Times New Roman" w:hAnsi="Times New Roman" w:cs="Times New Roman"/>
                 <w:color w:val="000000"/>
                 <w:sz w:val="28"/>
                 <w:szCs w:val="28"/>
@@ -2232,12 +2236,14 @@
               <w:jc w:val="both"/>
               <w:textAlignment w:val="top"/>
               <w:rPr>
-                <w:sz w:val="28"/>
-                <w:szCs w:val="28"/>
-              </w:rPr>
-            </w:pPr>
-            <w:r>
-              <w:rPr>
+                <w:rFonts w:ascii="Times New Roman" w:hAnsi="Times New Roman" w:cs="Times New Roman"/>
+                <w:sz w:val="28"/>
+                <w:szCs w:val="28"/>
+              </w:rPr>
+            </w:pPr>
+            <w:r>
+              <w:rPr>
+                <w:rFonts w:ascii="Times New Roman" w:hAnsi="Times New Roman" w:cs="Times New Roman"/>
                 <w:sz w:val="28"/>
                 <w:szCs w:val="28"/>
               </w:rPr>
@@ -2245,6 +2251,7 @@
             </w:r>
             <w:r>
               <w:rPr>
+                <w:rFonts w:ascii="Times New Roman" w:hAnsi="Times New Roman" w:cs="Times New Roman"/>
                 <w:sz w:val="28"/>
                 <w:szCs w:val="28"/>
               </w:rPr>
@@ -2276,6 +2283,7 @@
               <w:spacing w:after="0" w:line="240" w:lineRule="auto"/>
               <w:jc w:val="both"/>
               <w:rPr>
+                <w:rFonts w:ascii="Times New Roman" w:hAnsi="Times New Roman" w:cs="Times New Roman"/>
                 <w:color w:val="000000"/>
                 <w:sz w:val="28"/>
                 <w:szCs w:val="28"/>
@@ -2327,6 +2335,7 @@
               <w:spacing w:after="0" w:line="240" w:lineRule="auto"/>
               <w:jc w:val="both"/>
               <w:rPr>
+                <w:rFonts w:ascii="Times New Roman" w:hAnsi="Times New Roman" w:cs="Times New Roman"/>
                 <w:color w:val="000000"/>
                 <w:sz w:val="28"/>
                 <w:szCs w:val="28"/>
@@ -2375,6 +2384,7 @@
               <w:spacing w:after="0" w:line="240" w:lineRule="auto"/>
               <w:jc w:val="both"/>
               <w:rPr>
+                <w:rFonts w:ascii="Times New Roman" w:hAnsi="Times New Roman" w:cs="Times New Roman"/>
                 <w:color w:val="000000"/>
                 <w:sz w:val="28"/>
                 <w:szCs w:val="28"/>
@@ -2391,6 +2401,7 @@
             </w:r>
             <w:r>
               <w:rPr>
+                <w:rFonts w:ascii="Times New Roman" w:hAnsi="Times New Roman" w:cs="Times New Roman"/>
                 <w:sz w:val="28"/>
                 <w:szCs w:val="28"/>
               </w:rPr>
@@ -2430,6 +2441,7 @@
               <w:spacing w:after="0" w:line="240" w:lineRule="auto"/>
               <w:jc w:val="both"/>
               <w:rPr>
+                <w:rFonts w:ascii="Times New Roman" w:hAnsi="Times New Roman" w:cs="Times New Roman"/>
                 <w:color w:val="000000"/>
                 <w:sz w:val="28"/>
                 <w:szCs w:val="28"/>
@@ -2446,6 +2458,7 @@
             </w:r>
             <w:r>
               <w:rPr>
+                <w:rFonts w:ascii="Times New Roman" w:hAnsi="Times New Roman" w:cs="Times New Roman"/>
                 <w:sz w:val="28"/>
                 <w:szCs w:val="28"/>
               </w:rPr>
@@ -2485,6 +2498,7 @@
               <w:spacing w:after="0" w:line="240" w:lineRule="auto"/>
               <w:jc w:val="both"/>
               <w:rPr>
+                <w:rFonts w:ascii="Times New Roman" w:hAnsi="Times New Roman" w:cs="Times New Roman"/>
                 <w:color w:val="000000"/>
                 <w:sz w:val="28"/>
                 <w:szCs w:val="28"/>
@@ -2501,6 +2515,7 @@
             </w:r>
             <w:r>
               <w:rPr>
+                <w:rFonts w:ascii="Times New Roman" w:hAnsi="Times New Roman" w:cs="Times New Roman"/>
                 <w:sz w:val="28"/>
                 <w:szCs w:val="28"/>
               </w:rPr>
@@ -2542,13 +2557,15 @@
               <w:jc w:val="both"/>
               <w:textAlignment w:val="top"/>
               <w:rPr>
-                <w:color w:val="000000"/>
-                <w:sz w:val="28"/>
-                <w:szCs w:val="28"/>
-              </w:rPr>
-            </w:pPr>
-            <w:r>
-              <w:rPr>
+                <w:rFonts w:ascii="Times New Roman" w:hAnsi="Times New Roman" w:cs="Times New Roman"/>
+                <w:color w:val="000000"/>
+                <w:sz w:val="28"/>
+                <w:szCs w:val="28"/>
+              </w:rPr>
+            </w:pPr>
+            <w:r>
+              <w:rPr>
+                <w:rFonts w:ascii="Times New Roman" w:hAnsi="Times New Roman" w:cs="Times New Roman"/>
                 <w:sz w:val="28"/>
                 <w:szCs w:val="28"/>
               </w:rPr>
@@ -2556,6 +2573,7 @@
             </w:r>
             <w:r>
               <w:rPr>
+                <w:rFonts w:ascii="Times New Roman" w:hAnsi="Times New Roman" w:cs="Times New Roman"/>
                 <w:sz w:val="28"/>
                 <w:szCs w:val="28"/>
               </w:rPr>
@@ -2667,14 +2685,6 @@
                 <w:szCs w:val="28"/>
               </w:rPr>
               <w:tab/>
-            </w:r>
-            <w:r>
-              <w:rPr>
-                <w:rFonts w:ascii="Times New Roman" w:eastAsia="Times New Roman" w:hAnsi="Times New Roman" w:cs="Times New Roman"/>
-                <w:color w:val="000000"/>
-                <w:sz w:val="28"/>
-                <w:szCs w:val="28"/>
-              </w:rPr>
               <w:t>9</w:t>
             </w:r>
           </w:p>
@@ -2716,14 +2726,6 @@
                 <w:szCs w:val="28"/>
               </w:rPr>
               <w:tab/>
-            </w:r>
-            <w:r>
-              <w:rPr>
-                <w:rFonts w:ascii="Times New Roman" w:eastAsia="Times New Roman" w:hAnsi="Times New Roman" w:cs="Times New Roman"/>
-                <w:color w:val="000000"/>
-                <w:sz w:val="28"/>
-                <w:szCs w:val="28"/>
-              </w:rPr>
               <w:t>9</w:t>
             </w:r>
           </w:p>
@@ -2765,14 +2767,6 @@
                 <w:szCs w:val="28"/>
               </w:rPr>
               <w:tab/>
-            </w:r>
-            <w:r>
-              <w:rPr>
-                <w:rFonts w:ascii="Times New Roman" w:eastAsia="Times New Roman" w:hAnsi="Times New Roman" w:cs="Times New Roman"/>
-                <w:color w:val="000000"/>
-                <w:sz w:val="28"/>
-                <w:szCs w:val="28"/>
-              </w:rPr>
               <w:t>10</w:t>
             </w:r>
           </w:p>
@@ -2791,6 +2785,7 @@
               <w:spacing w:after="0" w:line="240" w:lineRule="auto"/>
               <w:jc w:val="both"/>
               <w:rPr>
+                <w:rFonts w:ascii="Times New Roman" w:hAnsi="Times New Roman" w:cs="Times New Roman"/>
                 <w:color w:val="000000"/>
                 <w:sz w:val="28"/>
                 <w:szCs w:val="28"/>
@@ -2813,14 +2808,6 @@
                 <w:szCs w:val="28"/>
               </w:rPr>
               <w:tab/>
-            </w:r>
-            <w:r>
-              <w:rPr>
-                <w:rFonts w:ascii="Times New Roman" w:eastAsia="Times New Roman" w:hAnsi="Times New Roman" w:cs="Times New Roman"/>
-                <w:color w:val="000000"/>
-                <w:sz w:val="28"/>
-                <w:szCs w:val="28"/>
-              </w:rPr>
               <w:t>10</w:t>
             </w:r>
           </w:p>
@@ -2841,13 +2828,15 @@
               <w:jc w:val="both"/>
               <w:textAlignment w:val="top"/>
               <w:rPr>
-                <w:color w:val="000000"/>
-                <w:sz w:val="28"/>
-                <w:szCs w:val="28"/>
-              </w:rPr>
-            </w:pPr>
-            <w:r>
-              <w:rPr>
+                <w:rFonts w:ascii="Times New Roman" w:hAnsi="Times New Roman" w:cs="Times New Roman"/>
+                <w:color w:val="000000"/>
+                <w:sz w:val="28"/>
+                <w:szCs w:val="28"/>
+              </w:rPr>
+            </w:pPr>
+            <w:r>
+              <w:rPr>
+                <w:rFonts w:ascii="Times New Roman" w:hAnsi="Times New Roman" w:cs="Times New Roman"/>
                 <w:sz w:val="28"/>
                 <w:szCs w:val="28"/>
               </w:rPr>
@@ -2855,6 +2844,7 @@
             </w:r>
             <w:r>
               <w:rPr>
+                <w:rFonts w:ascii="Times New Roman" w:hAnsi="Times New Roman" w:cs="Times New Roman"/>
                 <w:sz w:val="28"/>
                 <w:szCs w:val="28"/>
               </w:rPr>
@@ -2894,6 +2884,7 @@
               <w:spacing w:after="0" w:line="240" w:lineRule="auto"/>
               <w:jc w:val="both"/>
               <w:rPr>
+                <w:rFonts w:ascii="Times New Roman" w:hAnsi="Times New Roman" w:cs="Times New Roman"/>
                 <w:color w:val="000000"/>
                 <w:sz w:val="28"/>
                 <w:szCs w:val="28"/>
@@ -2910,6 +2901,7 @@
             </w:r>
             <w:r>
               <w:rPr>
+                <w:rFonts w:ascii="Times New Roman" w:hAnsi="Times New Roman" w:cs="Times New Roman"/>
                 <w:sz w:val="28"/>
                 <w:szCs w:val="28"/>
               </w:rPr>
@@ -2950,6 +2942,7 @@
               <w:spacing w:after="0" w:line="240" w:lineRule="auto"/>
               <w:jc w:val="both"/>
               <w:rPr>
+                <w:rFonts w:ascii="Times New Roman" w:hAnsi="Times New Roman" w:cs="Times New Roman"/>
                 <w:sz w:val="28"/>
                 <w:szCs w:val="28"/>
               </w:rPr>
@@ -2998,13 +2991,15 @@
               <w:spacing w:after="0" w:line="240" w:lineRule="auto"/>
               <w:jc w:val="both"/>
               <w:rPr>
-                <w:color w:val="000000"/>
-                <w:sz w:val="28"/>
-                <w:szCs w:val="28"/>
-              </w:rPr>
-            </w:pPr>
-            <w:r>
-              <w:rPr>
+                <w:rFonts w:ascii="Times New Roman" w:hAnsi="Times New Roman" w:cs="Times New Roman"/>
+                <w:color w:val="000000"/>
+                <w:sz w:val="28"/>
+                <w:szCs w:val="28"/>
+              </w:rPr>
+            </w:pPr>
+            <w:r>
+              <w:rPr>
+                <w:rFonts w:ascii="Times New Roman" w:hAnsi="Times New Roman" w:cs="Times New Roman"/>
                 <w:sz w:val="28"/>
                 <w:szCs w:val="28"/>
               </w:rPr>
@@ -3044,6 +3039,7 @@
               <w:spacing w:after="0" w:line="240" w:lineRule="auto"/>
               <w:jc w:val="both"/>
               <w:rPr>
+                <w:rFonts w:ascii="Times New Roman" w:hAnsi="Times New Roman" w:cs="Times New Roman"/>
                 <w:color w:val="000000"/>
                 <w:sz w:val="28"/>
                 <w:szCs w:val="28"/>
@@ -3073,7 +3069,15 @@
                 <w:sz w:val="28"/>
                 <w:szCs w:val="28"/>
               </w:rPr>
-              <w:t>26</w:t>
+              <w:t>2</w:t>
+            </w:r>
+            <w:r>
+              <w:rPr>
+                <w:rFonts w:ascii="Times New Roman" w:eastAsia="Times New Roman" w:hAnsi="Times New Roman" w:cs="Times New Roman"/>
+                <w:sz w:val="28"/>
+                <w:szCs w:val="28"/>
+              </w:rPr>
+              <w:t>5</w:t>
             </w:r>
           </w:p>
           <w:p>
@@ -3090,13 +3094,14 @@
               </w:tabs>
               <w:spacing w:after="0" w:line="240" w:lineRule="auto"/>
               <w:rPr>
-                <w:color w:val="000000"/>
-                <w:sz w:val="28"/>
-                <w:szCs w:val="28"/>
-              </w:rPr>
-            </w:pPr>
-            <w:r>
-              <w:rPr>
+                <w:rFonts w:ascii="Times New Roman" w:hAnsi="Times New Roman" w:cs="Times New Roman"/>
+                <w:sz w:val="28"/>
+                <w:szCs w:val="28"/>
+              </w:rPr>
+            </w:pPr>
+            <w:r>
+              <w:rPr>
+                <w:rFonts w:ascii="Times New Roman" w:hAnsi="Times New Roman" w:cs="Times New Roman"/>
                 <w:sz w:val="28"/>
                 <w:szCs w:val="28"/>
               </w:rPr>
@@ -3114,11 +3119,11 @@
             <w:r>
               <w:rPr>
                 <w:rFonts w:ascii="Times New Roman" w:eastAsia="Times New Roman" w:hAnsi="Times New Roman" w:cs="Times New Roman"/>
-                <w:color w:val="FF0000"/>
-                <w:sz w:val="28"/>
-                <w:szCs w:val="28"/>
-              </w:rPr>
-              <w:t>52</w:t>
+                <w:color w:val="000000"/>
+                <w:sz w:val="28"/>
+                <w:szCs w:val="28"/>
+              </w:rPr>
+              <w:t>26</w:t>
             </w:r>
           </w:p>
           <w:p>
@@ -3135,6 +3140,7 @@
               </w:tabs>
               <w:spacing w:after="0" w:line="240" w:lineRule="auto"/>
               <w:rPr>
+                <w:rFonts w:ascii="Times New Roman" w:hAnsi="Times New Roman" w:cs="Times New Roman"/>
                 <w:color w:val="000000"/>
                 <w:sz w:val="28"/>
                 <w:szCs w:val="28"/>
@@ -3157,7 +3163,24 @@
                 <w:szCs w:val="28"/>
               </w:rPr>
               <w:tab/>
-              <w:t>52</w:t>
+            </w:r>
+            <w:r>
+              <w:rPr>
+                <w:rFonts w:ascii="Times New Roman" w:eastAsia="Times New Roman" w:hAnsi="Times New Roman" w:cs="Times New Roman"/>
+                <w:color w:val="000000"/>
+                <w:sz w:val="28"/>
+                <w:szCs w:val="28"/>
+              </w:rPr>
+              <w:t>3</w:t>
+            </w:r>
+            <w:r>
+              <w:rPr>
+                <w:rFonts w:ascii="Times New Roman" w:eastAsia="Times New Roman" w:hAnsi="Times New Roman" w:cs="Times New Roman"/>
+                <w:color w:val="000000"/>
+                <w:sz w:val="28"/>
+                <w:szCs w:val="28"/>
+              </w:rPr>
+              <w:t>2</w:t>
             </w:r>
           </w:p>
           <w:p>
@@ -3167,12 +3190,14 @@
               </w:tabs>
               <w:spacing w:after="0" w:line="240" w:lineRule="auto"/>
               <w:rPr>
-                <w:sz w:val="28"/>
-                <w:szCs w:val="28"/>
-              </w:rPr>
-            </w:pPr>
-            <w:r>
-              <w:rPr>
+                <w:rFonts w:ascii="Times New Roman" w:hAnsi="Times New Roman" w:cs="Times New Roman"/>
+                <w:sz w:val="28"/>
+                <w:szCs w:val="28"/>
+              </w:rPr>
+            </w:pPr>
+            <w:r>
+              <w:rPr>
+                <w:rFonts w:ascii="Times New Roman" w:hAnsi="Times New Roman" w:cs="Times New Roman"/>
                 <w:sz w:val="28"/>
                 <w:szCs w:val="28"/>
               </w:rPr>
@@ -3180,11 +3205,19 @@
             </w:r>
             <w:r>
               <w:rPr>
+                <w:rFonts w:ascii="Times New Roman" w:hAnsi="Times New Roman" w:cs="Times New Roman"/>
                 <w:sz w:val="28"/>
                 <w:szCs w:val="28"/>
               </w:rPr>
               <w:tab/>
-              <w:t>52</w:t>
+            </w:r>
+            <w:r>
+              <w:rPr>
+                <w:rFonts w:ascii="Times New Roman" w:hAnsi="Times New Roman" w:cs="Times New Roman"/>
+                <w:sz w:val="28"/>
+                <w:szCs w:val="28"/>
+              </w:rPr>
+              <w:t>41</w:t>
             </w:r>
           </w:p>
           <w:p>

--- a/Report/На Печать Для Аттестации Пингвинят.docx
+++ b/Report/На Печать Для Аттестации Пингвинят.docx
@@ -893,7 +893,22 @@
         <w:spacing w:after="0" w:line="240" w:lineRule="auto"/>
       </w:pPr>
       <w:r>
-        <w:t>Студент (ка) Фамилия Имя Отчество</w:t>
+        <w:t>Студент (</w:t>
+      </w:r>
+      <w:r>
+        <w:rPr>
+          <w:color w:val="FF0000"/>
+        </w:rPr>
+        <w:t>ка</w:t>
+      </w:r>
+      <w:r>
+        <w:t xml:space="preserve">) </w:t>
+      </w:r>
+      <w:r>
+        <w:rPr>
+          <w:color w:val="FF0000"/>
+        </w:rPr>
+        <w:t>Фамилия Имя Отчество</w:t>
       </w:r>
     </w:p>
     <w:p>
@@ -914,6 +929,9 @@
       </w:r>
       <w:proofErr w:type="spellStart"/>
       <w:r>
+        <w:rPr>
+          <w:color w:val="FF0000"/>
+        </w:rPr>
         <w:t>аяся</w:t>
       </w:r>
       <w:proofErr w:type="spellEnd"/>
@@ -935,122 +953,162 @@
           <w:b/>
           <w:bCs/>
         </w:rPr>
-        <w:t>ИС-??</w:t>
-      </w:r>
-    </w:p>
-    <w:p>
-      <w:pPr>
-        <w:spacing w:after="0" w:line="240" w:lineRule="auto"/>
-      </w:pPr>
-      <w:r>
-        <w:t xml:space="preserve">форма обучения: </w:t>
+        <w:t>ИС-</w:t>
       </w:r>
       <w:r>
         <w:rPr>
           <w:b/>
           <w:bCs/>
         </w:rPr>
-        <w:t>очная</w:t>
-      </w:r>
-    </w:p>
-    <w:p>
-      <w:pPr>
-        <w:spacing w:after="0" w:line="240" w:lineRule="auto"/>
-      </w:pPr>
-      <w:r>
-        <w:t xml:space="preserve">по специальности: </w:t>
+        <w:t>35</w:t>
+      </w:r>
+    </w:p>
+    <w:p>
+      <w:pPr>
+        <w:spacing w:after="0" w:line="240" w:lineRule="auto"/>
+      </w:pPr>
+      <w:r>
+        <w:t xml:space="preserve">форма обучения: </w:t>
       </w:r>
       <w:r>
         <w:rPr>
           <w:b/>
           <w:bCs/>
         </w:rPr>
-        <w:t>09.02.07 «Информационные системы и программирование»</w:t>
-      </w:r>
-    </w:p>
-    <w:p>
-      <w:pPr>
-        <w:spacing w:after="0" w:line="240" w:lineRule="auto"/>
-      </w:pPr>
-    </w:p>
-    <w:p>
-      <w:pPr>
-        <w:spacing w:after="0" w:line="240" w:lineRule="auto"/>
-      </w:pPr>
-      <w:r>
-        <w:t>прошел(ла) учебную практику</w:t>
-      </w:r>
-    </w:p>
-    <w:p>
-      <w:pPr>
-        <w:spacing w:after="0" w:line="240" w:lineRule="auto"/>
-      </w:pPr>
+        <w:t>очная</w:t>
+      </w:r>
+    </w:p>
+    <w:p>
+      <w:pPr>
+        <w:spacing w:after="0" w:line="240" w:lineRule="auto"/>
+      </w:pPr>
+      <w:r>
+        <w:t xml:space="preserve">по специальности: </w:t>
+      </w:r>
       <w:r>
         <w:rPr>
           <w:b/>
           <w:bCs/>
         </w:rPr>
-        <w:t>УП.01.01 Учебная практика «Разработка модулей программного обеспечения для компьютерных систем»</w:t>
-      </w:r>
-    </w:p>
-    <w:p>
-      <w:pPr>
-        <w:spacing w:after="0" w:line="240" w:lineRule="auto"/>
-      </w:pPr>
-    </w:p>
-    <w:p>
-      <w:pPr>
-        <w:spacing w:after="0" w:line="240" w:lineRule="auto"/>
-      </w:pPr>
-      <w:r>
-        <w:t xml:space="preserve">в объеме </w:t>
-      </w:r>
+        <w:t>09.02.07 «Информационные системы и программирование»</w:t>
+      </w:r>
+    </w:p>
+    <w:p>
+      <w:pPr>
+        <w:spacing w:after="0" w:line="240" w:lineRule="auto"/>
+      </w:pPr>
+    </w:p>
+    <w:p>
+      <w:pPr>
+        <w:spacing w:after="0" w:line="240" w:lineRule="auto"/>
+      </w:pPr>
+      <w:r>
+        <w:t>прошел(ла) учебную практику</w:t>
+      </w:r>
+    </w:p>
+    <w:p>
+      <w:pPr>
+        <w:spacing w:after="0" w:line="240" w:lineRule="auto"/>
+      </w:pPr>
       <w:r>
         <w:rPr>
           <w:b/>
           <w:bCs/>
         </w:rPr>
-        <w:t>78</w:t>
-      </w:r>
-      <w:r>
-        <w:t xml:space="preserve"> часов с «</w:t>
+        <w:t>УП.01.01 Учебная практика «Разработка модулей программного обеспечения для компьютерных систем»</w:t>
+      </w:r>
+    </w:p>
+    <w:p>
+      <w:pPr>
+        <w:spacing w:after="0" w:line="240" w:lineRule="auto"/>
+      </w:pPr>
+    </w:p>
+    <w:p>
+      <w:pPr>
+        <w:spacing w:after="0" w:line="240" w:lineRule="auto"/>
+      </w:pPr>
+      <w:r>
+        <w:t xml:space="preserve">в объеме </w:t>
       </w:r>
       <w:r>
         <w:rPr>
           <w:b/>
           <w:bCs/>
         </w:rPr>
-        <w:t>??</w:t>
-      </w:r>
-      <w:r>
-        <w:t xml:space="preserve">» марта </w:t>
+        <w:t>78</w:t>
+      </w:r>
+      <w:r>
+        <w:t xml:space="preserve"> часов с «</w:t>
       </w:r>
       <w:r>
         <w:rPr>
           <w:b/>
           <w:bCs/>
         </w:rPr>
-        <w:t xml:space="preserve">2025 </w:t>
-      </w:r>
-      <w:r>
-        <w:t>г. по «</w:t>
+        <w:t>13</w:t>
+      </w:r>
+      <w:r>
+        <w:t xml:space="preserve">» </w:t>
+      </w:r>
+      <w:r>
+        <w:t>апреля</w:t>
+      </w:r>
+      <w:r>
+        <w:t xml:space="preserve"> </w:t>
       </w:r>
       <w:r>
         <w:rPr>
           <w:b/>
           <w:bCs/>
         </w:rPr>
-        <w:t>??</w:t>
-      </w:r>
-      <w:r>
-        <w:t xml:space="preserve">» марта </w:t>
+        <w:t>202</w:t>
       </w:r>
       <w:r>
         <w:rPr>
           <w:b/>
           <w:bCs/>
         </w:rPr>
-        <w:t>2025</w:t>
+        <w:t>6</w:t>
+      </w:r>
+      <w:r>
+        <w:rPr>
+          <w:b/>
+          <w:bCs/>
+        </w:rPr>
+        <w:t xml:space="preserve"> </w:t>
+      </w:r>
+      <w:r>
+        <w:t>г. по «</w:t>
+      </w:r>
+      <w:r>
+        <w:rPr>
+          <w:b/>
+          <w:bCs/>
+        </w:rPr>
+        <w:t>27</w:t>
+      </w:r>
+      <w:r>
+        <w:t xml:space="preserve">» </w:t>
+      </w:r>
+      <w:r>
+        <w:t>апреля</w:t>
+      </w:r>
+      <w:r>
+        <w:t xml:space="preserve"> </w:t>
+      </w:r>
+      <w:r>
+        <w:rPr>
+          <w:b/>
+          <w:bCs/>
+        </w:rPr>
+        <w:t>202</w:t>
+      </w:r>
+      <w:r>
+        <w:rPr>
+          <w:b/>
+          <w:bCs/>
+        </w:rPr>
+        <w:t>6</w:t>
       </w:r>
       <w:r>
         <w:t>г.</w:t>
@@ -2055,7 +2113,21 @@
           <w:rFonts w:ascii="Times New Roman" w:eastAsia="Times New Roman" w:hAnsi="Times New Roman" w:cs="Times New Roman"/>
           <w:color w:val="000000"/>
         </w:rPr>
-        <w:t>2025г.</w:t>
+        <w:t>202</w:t>
+      </w:r>
+      <w:r>
+        <w:rPr>
+          <w:rFonts w:ascii="Times New Roman" w:eastAsia="Times New Roman" w:hAnsi="Times New Roman" w:cs="Times New Roman"/>
+          <w:color w:val="000000"/>
+        </w:rPr>
+        <w:t>6</w:t>
+      </w:r>
+      <w:r>
+        <w:rPr>
+          <w:rFonts w:ascii="Times New Roman" w:eastAsia="Times New Roman" w:hAnsi="Times New Roman" w:cs="Times New Roman"/>
+          <w:color w:val="000000"/>
+        </w:rPr>
+        <w:t>г.</w:t>
       </w:r>
     </w:p>
     <w:tbl>
@@ -2296,19 +2368,8 @@
                 <w:sz w:val="28"/>
                 <w:szCs w:val="28"/>
               </w:rPr>
-              <w:t xml:space="preserve">1.1 Диаграмма </w:t>
-            </w:r>
-            <w:proofErr w:type="spellStart"/>
-            <w:r>
-              <w:rPr>
-                <w:rFonts w:ascii="Times New Roman" w:eastAsia="Times New Roman" w:hAnsi="Times New Roman" w:cs="Times New Roman"/>
-                <w:color w:val="000000"/>
-                <w:sz w:val="28"/>
-                <w:szCs w:val="28"/>
-              </w:rPr>
-              <w:t>Ганта</w:t>
-            </w:r>
-            <w:proofErr w:type="spellEnd"/>
+              <w:t>1.1 Диаграмма Ганта</w:t>
+            </w:r>
             <w:r>
               <w:rPr>
                 <w:rFonts w:ascii="Times New Roman" w:eastAsia="Times New Roman" w:hAnsi="Times New Roman" w:cs="Times New Roman"/>
@@ -4438,7 +4499,18 @@
                 <w:sz w:val="20"/>
                 <w:szCs w:val="20"/>
               </w:rPr>
-              <w:t>52</w:t>
+              <w:t>6</w:t>
+            </w:r>
+            <w:r>
+              <w:rPr>
+                <w:rFonts w:ascii="Times New Roman" w:eastAsia="Times New Roman" w:hAnsi="Times New Roman" w:cs="Times New Roman"/>
+                <w:i/>
+                <w:iCs/>
+                <w:color w:val="000000"/>
+                <w:sz w:val="20"/>
+                <w:szCs w:val="20"/>
+              </w:rPr>
+              <w:t>2</w:t>
             </w:r>
           </w:p>
         </w:tc>
